--- a/por/docx/45.content.docx
+++ b/por/docx/45.content.docx
@@ -11,6 +11,15 @@
         <w:pStyle w:val="Heading2"/>
       </w:pPr>
       <w:r>
+        <w:t>Resource: Notas de Estudo (Tyndale)</w:t>
+      </w:r>
+      <w:r/>
+    </w:p>
+    <w:p>
+      <w:pPr>
+        <w:pStyle w:val="Heading2"/>
+      </w:pPr>
+      <w:r>
         <w:t>License Information</w:t>
       </w:r>
       <w:r/>
@@ -21,7 +30,7 @@
         <w:rPr>
           <w:b/>
         </w:rPr>
-        <w:t>Study Notes (Tyndale)</w:t>
+        <w:t>Notas de Estudo (Tyndale)</w:t>
       </w:r>
       <w:r>
         <w:t xml:space="preserve"> (Portuguese) is based on</w:t>
@@ -74,7 +83,7 @@
         <w:pStyle w:val="Heading1"/>
       </w:pPr>
       <w:r>
-        <w:t>Study Notes (Tyndale)</w:t>
+        <w:t>Notas de Estudo (Tyndale)</w:t>
       </w:r>
     </w:p>
     <w:p>
@@ -83,6 +92,51 @@
           <w:headerReference w:type="even" r:id="rId8"/>
           <w:headerReference w:type="default" r:id="rId9"/>
           <w:footerReference w:type="default" r:id="rId10"/>
+          <w:footnotePr>
+            <w:numRestart w:val="eachSect"/>
+          </w:footnotePr>
+          <w:type w:val="continuous"/>
+          <w:pgSz w:w="12240" w:h="15840" w:code="1"/>
+          <w:pgMar w:top="1440" w:right="1440" w:bottom="1440" w:left="1440" w:header="504" w:footer="504" w:gutter="0"/>
+          <w:cols w:space="708"/>
+          <w:titlePg/>
+          <w:docGrid w:linePitch="360"/>
+        </w:sectPr>
+      </w:pPr>
+    </w:p>
+    <w:p>
+      <w:r/>
+    </w:p>
+    <w:p>
+      <w:pPr>
+        <w:pStyle w:val="Heading2"/>
+      </w:pPr>
+      <w:r>
+        <w:t>ROM</w:t>
+      </w:r>
+      <w:r/>
+    </w:p>
+    <w:p>
+      <w:r/>
+      <w:r>
+        <w:rPr>
+          <w:i/>
+        </w:rPr>
+        <w:t>Romanos 1.1, Romanos 1.1–17, Romanos 1.3, Romanos 1.3–4, Romanos 1.4, Romanos 1.5, Romanos 1.7, Romanos 1.9, Romanos 1.11, Romanos 1.13, Romanos 1.14, Romanos 1.16, Romanos 1.17, Romanos 1.18, Romanos 1.18–3.20, Romanos 1.21, Romanos 1.24, Romanos 1.26, Romanos 1.27, Romanos 1.28, Romanos 1.29–31, Romanos 1.32, Romanos 2.1–5, Romanos 2.4, Romanos 2.6–11, Romanos 2.7, Romanos 2.8, Romanos 2.12, Romanos 2.13, Romanos 2.14–15, Romanos 2.16, Romanos 2.17–20, Romanos 2.21–22, Romanos 2.22, Romanos 2.24, Romanos 2.25, Romanos 2.26, Romanos 2.29, Romanos 3.1, Romanos 3.2, Romanos 3.4, Romanos 3.5–7, Romanos 3.8, Romanos 3.9, Romanos 3.10–12, Romanos 3.10–18, Romanos 3.13–14, Romanos 3.15–17, Romanos 3.8, Romanos 3.19, Romanos 3.20, Romanos 3.21–22, Romanos 3.21–4.25, Romanos 3.24, Romanos 3.25, Romanos 3.29–30, Romanos 3.31, Romanos 4.1, Romanos 4.3, Romanos 4.4–5, Romanos 4.7–8, Romanos 4.10, Romanos 4.11–12, Romanos 4.13, Romanos 4.14, Romanos 4.15, Romanos 4.16, Romanos 4.24, Romanos 5.1, Romanos 5.1–8.39, Romanos 5.2, Romanos 5.3–4, Romanos 5.5, Romanos 5.6, Romanos 5.9, Romanos 5.10, Romanos 5.12, Romanos 5.13–14, Romanos 5.15, Romanos 5.17, Romanos 5.18, Romanos 5.20, Romanos 6.1, Romanos 6.2, Romanos 6.3, Romanos 6.4, Romanos 6.6, Romanos 6.8, Romanos 6.10, Romanos 6.14, Romanos 6.15, Romanos 6.16, Romanos 6.19, Romanos 6.20, Romanos 6.21, Romanos 7.1, Romanos 7.2–3, Romanos 7.4, Romanos 7.5, Romanos 7.6, Romanos 7.7–25, Romanos 7.8, Romanos 7.9, Romanos 7.10, Romanos 7.11, Romanos 7.17, Romanos 7.18, Romanos 7.21, Romanos 7.22, Romanos 7.23, Romanos 7.24, Romanos 8.1, Romanos 8.2, Romanos 8.3, Romanos 8.4, Romanos 8.5, Romanos 8.6, Romanos 8.9, Romanos 8.10, Romanos 8.11, Romanos 8.13, Romanos 8.14, Romanos 8.15, Romanos 8.17, Romanos 8.19–21, Romanos 8.22, Romanos 8.23, Romanos 8.26, Romanos 8.30, Romanos 8.31, Romanos 8.32, Romanos 9.1–11.36, Romanos 9.2–3, Romanos 9.3, Romanos 9.4, Romanos 9.5, Romanos 9.6, Romanos 9.7, Romanos 9.10–11, Romanos 9.12, Romanos 9.13, Romanos 9.14–16, Romanos 9.15, Romanos 9.17, Romanos 9.18, Romanos 9.20–21, Romanos 9.24–26, Romanos 9.27–28, Romanos 9.29, Romanos 9.31, Romanos 9.32–33, Romanos 9.33, Romanos 10.2, Romanos 10.3, Romanos 10.4, Romanos 10.5, Romanos 10.6–8, Romanos 10.13, Romanos 10.14, Romanos 10.18, Romanos 10.19, Romanos 10.20, Romanos 11.2, Romanos 11.5, Romanos 11.7–8, Romanos 11.11, Romanos 11.13–14, Romanos 11.15, Romanos 11.16, Romanos 11.17–24, Romanos 11.18, Romanos 11.20, Romanos 11.22, Romanos 11.24, Romanos 11.25, Romanos 11.26–27, Romanos 11.32, Romanos 11.36, Romanos 12.1, Romanos 12.1–15.13, Romanos 12.2, Romanos 12.3, Romanos 12.4–5, Romanos 12.6, Romanos 12.7, Romanos 12.8, Romanos 12.9–21, Romanos 12.10, Romanos 12.11, Romanos 12.12, Romanos 12.13, Romanos 12.14, Romanos 12.16, Romanos 12.18, Romanos 12.20–21, Romanos 13.1–2, Romanos 13.3, Romanos 13.4, Romanos 13.5, Romanos 13.6, Romanos 13.8, Romanos 13.8–10, Romanos 13.11, Romanos 13.12–13, Romanos 14.1, Romanos 14.1–15.7, Romanos 14.2, Romanos 14.3–4, Romanos 14.5, Romanos 14.7, Romanos 14.9, Romanos 14.10, Romanos 14.11, Romanos 14.13, Romanos 14.14, Romanos 14.15, Romanos 14.20, Romanos 14.21, Romanos 14.22, Romanos 14.23, Romanos 15.1–4, Romanos 15.2, Romanos 15.3, Romanos 15.4, Romanos 15.5–6, Romanos 15.7, Romanos 15.8–9, Romanos 15.9–12, Romanos 15.14, Romanos 15.14–16.27, Romanos 15.15–16, Romanos 15.16, Romanos 15.19, Romanos 15.24, Romanos 15.25–28, Romanos 15.26, Romanos 15.27, Romanos 15.31, Romanos 15.33, Romanos 16.1, Romanos 16.1–16, Romanos 16.2, Romanos 16.3, Romanos 16.3–16, Romanos 16.5, Romanos 16.7, Romanos 16.10, Romanos 16.13, Romanos 16.16, Romanos 16.17, Romanos 16.20, Romanos 16.21, Romanos 16.22, Romanos 16.23, Romanos 16.25, Romanos 16.25–27, Romanos 16.26</w:t>
+      </w:r>
+      <w:r/>
+    </w:p>
+    <w:p>
+      <w:r/>
+      <w:r>
+        <w:t xml:space="preserve"> </w:t>
+      </w:r>
+      <w:r/>
+      <w:r/>
+    </w:p>
+    <w:p>
+      <w:pPr>
+        <w:sectPr>
           <w:footnotePr>
             <w:numRestart w:val="eachSect"/>
           </w:footnotePr>

--- a/por/docx/45.content.docx
+++ b/por/docx/45.content.docx
@@ -163,13 +163,6 @@
         <w:rPr>
           <w:lang w:val="pt_PT" w:bidi="pt_PT"/>
         </w:rPr>
-      </w:r>
-      <w:r>
-        <w:rPr>
-          <w:i/>
-          <w:lang w:val="pt_PT" w:bidi="pt_PT"/>
-        </w:rPr>
-        <w:t>Romanos 1.1, Romanos 1.1–17, Romanos 1.3, Romanos 1.3–4, Romanos 1.4, Romanos 1.5, Romanos 1.7, Romanos 1.9, Romanos 1.11, Romanos 1.13, Romanos 1.14, Romanos 1.16, Romanos 1.17, Romanos 1.18, Romanos 1.18–3.20, Romanos 1.21, Romanos 1.24, Romanos 1.26, Romanos 1.27, Romanos 1.28, Romanos 1.29–31, Romanos 1.32, Romanos 2.1–5, Romanos 2.4, Romanos 2.6–11, Romanos 2.7, Romanos 2.8, Romanos 2.12, Romanos 2.13, Romanos 2.14–15, Romanos 2.16, Romanos 2.17–20, Romanos 2.21–22, Romanos 2.22, Romanos 2.24, Romanos 2.25, Romanos 2.26, Romanos 2.29, Romanos 3.1, Romanos 3.2, Romanos 3.4, Romanos 3.5–7, Romanos 3.8, Romanos 3.9, Romanos 3.10–12, Romanos 3.10–18, Romanos 3.13–14, Romanos 3.15–17, Romanos 3.8, Romanos 3.19, Romanos 3.20, Romanos 3.21–22, Romanos 3.21–4.25, Romanos 3.24, Romanos 3.25, Romanos 3.29–30, Romanos 3.31, Romanos 4.1, Romanos 4.3, Romanos 4.4–5, Romanos 4.7–8, Romanos 4.10, Romanos 4.11–12, Romanos 4.13, Romanos 4.14, Romanos 4.15, Romanos 4.16, Romanos 4.24, Romanos 5.1, Romanos 5.1–8.39, Romanos 5.2, Romanos 5.3–4, Romanos 5.5, Romanos 5.6, Romanos 5.9, Romanos 5.10, Romanos 5.12, Romanos 5.13–14, Romanos 5.15, Romanos 5.17, Romanos 5.18, Romanos 5.20, Romanos 6.1, Romanos 6.2, Romanos 6.3, Romanos 6.4, Romanos 6.6, Romanos 6.8, Romanos 6.10, Romanos 6.14, Romanos 6.15, Romanos 6.16, Romanos 6.19, Romanos 6.20, Romanos 6.21, Romanos 7.1, Romanos 7.2–3, Romanos 7.4, Romanos 7.5, Romanos 7.6, Romanos 7.7–25, Romanos 7.8, Romanos 7.9, Romanos 7.10, Romanos 7.11, Romanos 7.17, Romanos 7.18, Romanos 7.21, Romanos 7.22, Romanos 7.23, Romanos 7.24, Romanos 8.1, Romanos 8.2, Romanos 8.3, Romanos 8.4, Romanos 8.5, Romanos 8.6, Romanos 8.9, Romanos 8.10, Romanos 8.11, Romanos 8.13, Romanos 8.14, Romanos 8.15, Romanos 8.17, Romanos 8.19–21, Romanos 8.22, Romanos 8.23, Romanos 8.26, Romanos 8.30, Romanos 8.31, Romanos 8.32, Romanos 9.1–11.36, Romanos 9.2–3, Romanos 9.3, Romanos 9.4, Romanos 9.5, Romanos 9.6, Romanos 9.7, Romanos 9.10–11, Romanos 9.12, Romanos 9.13, Romanos 9.14–16, Romanos 9.15, Romanos 9.17, Romanos 9.18, Romanos 9.20–21, Romanos 9.24–26, Romanos 9.27–28, Romanos 9.29, Romanos 9.31, Romanos 9.32–33, Romanos 9.33, Romanos 10.2, Romanos 10.3, Romanos 10.4, Romanos 10.5, Romanos 10.6–8, Romanos 10.13, Romanos 10.14, Romanos 10.18, Romanos 10.19, Romanos 10.20, Romanos 11.2, Romanos 11.5, Romanos 11.7–8, Romanos 11.11, Romanos 11.13–14, Romanos 11.15, Romanos 11.16, Romanos 11.17–24, Romanos 11.18, Romanos 11.20, Romanos 11.22, Romanos 11.24, Romanos 11.25, Romanos 11.26–27, Romanos 11.32, Romanos 11.36, Romanos 12.1, Romanos 12.1–15.13, Romanos 12.2, Romanos 12.3, Romanos 12.4–5, Romanos 12.6, Romanos 12.7, Romanos 12.8, Romanos 12.9–21, Romanos 12.10, Romanos 12.11, Romanos 12.12, Romanos 12.13, Romanos 12.14, Romanos 12.16, Romanos 12.18, Romanos 12.20–21, Romanos 13.1–2, Romanos 13.3, Romanos 13.4, Romanos 13.5, Romanos 13.6, Romanos 13.8, Romanos 13.8–10, Romanos 13.11, Romanos 13.12–13, Romanos 14.1, Romanos 14.1–15.7, Romanos 14.2, Romanos 14.3–4, Romanos 14.5, Romanos 14.7, Romanos 14.9, Romanos 14.10, Romanos 14.11, Romanos 14.13, Romanos 14.14, Romanos 14.15, Romanos 14.20, Romanos 14.21, Romanos 14.22, Romanos 14.23, Romanos 15.1–4, Romanos 15.2, Romanos 15.3, Romanos 15.4, Romanos 15.5–6, Romanos 15.7, Romanos 15.8–9, Romanos 15.9–12, Romanos 15.14, Romanos 15.14–16.27, Romanos 15.15–16, Romanos 15.16, Romanos 15.19, Romanos 15.24, Romanos 15.25–28, Romanos 15.26, Romanos 15.27, Romanos 15.31, Romanos 15.33, Romanos 16.1, Romanos 16.1–16, Romanos 16.2, Romanos 16.3, Romanos 16.3–16, Romanos 16.5, Romanos 16.7, Romanos 16.10, Romanos 16.13, Romanos 16.16, Romanos 16.17, Romanos 16.20, Romanos 16.21, Romanos 16.22, Romanos 16.23, Romanos 16.25, Romanos 16.25–27, Romanos 16.26</w:t>
       </w:r>
       <w:r>
         <w:rPr>

--- a/por/docx/45.content.docx
+++ b/por/docx/45.content.docx
@@ -150,19 +150,6 @@
           <w:lang w:val="pt_PT" w:bidi="pt_PT"/>
         </w:rPr>
         <w:t>ROM</w:t>
-      </w:r>
-      <w:r>
-        <w:rPr>
-          <w:lang w:val="pt_PT" w:bidi="pt_PT"/>
-        </w:rPr>
-      </w:r>
-    </w:p>
-    <w:p>
-      <w:pPr/>
-      <w:r>
-        <w:rPr>
-          <w:lang w:val="pt_PT" w:bidi="pt_PT"/>
-        </w:rPr>
       </w:r>
       <w:r>
         <w:rPr>

--- a/por/docx/45.content.docx
+++ b/por/docx/45.content.docx
@@ -19,7 +19,7 @@
         <w:rPr>
           <w:lang w:val="pt_PT" w:bidi="pt_PT"/>
         </w:rPr>
-        <w:t>Resource: Notas de Estudo (Tyndale)</w:t>
+        <w:t>Resource: Tyndale Open Study Notes</w:t>
       </w:r>
       <w:r>
         <w:rPr>
@@ -112,7 +112,7 @@
         <w:rPr>
           <w:lang w:val="pt_PT" w:bidi="pt_PT"/>
         </w:rPr>
-        <w:t>Notas de Estudo (Tyndale)</w:t>
+        <w:t>Tyndale Open Study Notes</w:t>
       </w:r>
     </w:p>
     <w:p>

--- a/por/docx/45.content.docx
+++ b/por/docx/45.content.docx
@@ -19,7 +19,7 @@
         <w:rPr>
           <w:lang w:val="pt_PT" w:bidi="pt_PT"/>
         </w:rPr>
-        <w:t>Resource: Tyndale Open Study Notes</w:t>
+        <w:t>Resource: Aquifer Open Study Notes</w:t>
       </w:r>
       <w:r>
         <w:rPr>
@@ -112,7 +112,7 @@
         <w:rPr>
           <w:lang w:val="pt_PT" w:bidi="pt_PT"/>
         </w:rPr>
-        <w:t>Tyndale Open Study Notes</w:t>
+        <w:t>Aquifer Open Study Notes</w:t>
       </w:r>
     </w:p>
     <w:p>
